--- a/klagomål/S 557-2022 FSC-klagomål.docx
+++ b/klagomål/S 557-2022 FSC-klagomål.docx
@@ -652,7 +652,7 @@
     <w:r>
       <w:tab/>
       <w:tab/>
-      <w:t>2026-09-14</w:t>
+      <w:t>2026-09-15</w:t>
       <w:br/>
       <w:br/>
     </w:r>

--- a/klagomål/S 557-2022 FSC-klagomål.docx
+++ b/klagomål/S 557-2022 FSC-klagomål.docx
@@ -652,7 +652,7 @@
     <w:r>
       <w:tab/>
       <w:tab/>
-      <w:t>2026-09-15</w:t>
+      <w:t>2026-09-16</w:t>
       <w:br/>
       <w:br/>
     </w:r>

--- a/klagomål/S 557-2022 FSC-klagomål.docx
+++ b/klagomål/S 557-2022 FSC-klagomål.docx
@@ -652,7 +652,7 @@
     <w:r>
       <w:tab/>
       <w:tab/>
-      <w:t>2026-09-16</w:t>
+      <w:t>2026-09-17</w:t>
       <w:br/>
       <w:br/>
     </w:r>

--- a/klagomål/S 557-2022 FSC-klagomål.docx
+++ b/klagomål/S 557-2022 FSC-klagomål.docx
@@ -652,7 +652,7 @@
     <w:r>
       <w:tab/>
       <w:tab/>
-      <w:t>2026-09-17</w:t>
+      <w:t>2026-09-18</w:t>
       <w:br/>
       <w:br/>
     </w:r>

--- a/klagomål/S 557-2022 FSC-klagomål.docx
+++ b/klagomål/S 557-2022 FSC-klagomål.docx
@@ -652,7 +652,7 @@
     <w:r>
       <w:tab/>
       <w:tab/>
-      <w:t>2026-09-18</w:t>
+      <w:t>2026-09-19</w:t>
       <w:br/>
       <w:br/>
     </w:r>

--- a/klagomål/S 557-2022 FSC-klagomål.docx
+++ b/klagomål/S 557-2022 FSC-klagomål.docx
@@ -652,7 +652,7 @@
     <w:r>
       <w:tab/>
       <w:tab/>
-      <w:t>2026-09-19</w:t>
+      <w:t>2026-09-21</w:t>
       <w:br/>
       <w:br/>
     </w:r>

--- a/klagomål/S 557-2022 FSC-klagomål.docx
+++ b/klagomål/S 557-2022 FSC-klagomål.docx
@@ -652,7 +652,7 @@
     <w:r>
       <w:tab/>
       <w:tab/>
-      <w:t>2026-09-21</w:t>
+      <w:t>2026-09-23</w:t>
       <w:br/>
       <w:br/>
     </w:r>

--- a/klagomål/S 557-2022 FSC-klagomål.docx
+++ b/klagomål/S 557-2022 FSC-klagomål.docx
@@ -652,7 +652,7 @@
     <w:r>
       <w:tab/>
       <w:tab/>
-      <w:t>2026-09-23</w:t>
+      <w:t>2026-09-24</w:t>
       <w:br/>
       <w:br/>
     </w:r>

--- a/klagomål/S 557-2022 FSC-klagomål.docx
+++ b/klagomål/S 557-2022 FSC-klagomål.docx
@@ -652,7 +652,7 @@
     <w:r>
       <w:tab/>
       <w:tab/>
-      <w:t>2026-09-24</w:t>
+      <w:t>2026-09-25</w:t>
       <w:br/>
       <w:br/>
     </w:r>

--- a/klagomål/S 557-2022 FSC-klagomål.docx
+++ b/klagomål/S 557-2022 FSC-klagomål.docx
@@ -652,7 +652,7 @@
     <w:r>
       <w:tab/>
       <w:tab/>
-      <w:t>2026-09-25</w:t>
+      <w:t>2026-09-26</w:t>
       <w:br/>
       <w:br/>
     </w:r>

--- a/klagomål/S 557-2022 FSC-klagomål.docx
+++ b/klagomål/S 557-2022 FSC-klagomål.docx
@@ -652,7 +652,7 @@
     <w:r>
       <w:tab/>
       <w:tab/>
-      <w:t>2026-09-26</w:t>
+      <w:t>2026-09-27</w:t>
       <w:br/>
       <w:br/>
     </w:r>

--- a/klagomål/S 557-2022 FSC-klagomål.docx
+++ b/klagomål/S 557-2022 FSC-klagomål.docx
@@ -652,7 +652,7 @@
     <w:r>
       <w:tab/>
       <w:tab/>
-      <w:t>2026-09-27</w:t>
+      <w:t>2026-09-28</w:t>
       <w:br/>
       <w:br/>
     </w:r>

--- a/klagomål/S 557-2022 FSC-klagomål.docx
+++ b/klagomål/S 557-2022 FSC-klagomål.docx
@@ -652,7 +652,7 @@
     <w:r>
       <w:tab/>
       <w:tab/>
-      <w:t>2026-09-28</w:t>
+      <w:t>2026-09-29</w:t>
       <w:br/>
       <w:br/>
     </w:r>

--- a/klagomål/S 557-2022 FSC-klagomål.docx
+++ b/klagomål/S 557-2022 FSC-klagomål.docx
@@ -652,7 +652,7 @@
     <w:r>
       <w:tab/>
       <w:tab/>
-      <w:t>2026-09-29</w:t>
+      <w:t>2026-09-30</w:t>
       <w:br/>
       <w:br/>
     </w:r>

--- a/klagomål/S 557-2022 FSC-klagomål.docx
+++ b/klagomål/S 557-2022 FSC-klagomål.docx
@@ -652,7 +652,7 @@
     <w:r>
       <w:tab/>
       <w:tab/>
-      <w:t>2026-09-30</w:t>
+      <w:t>2026-10-01</w:t>
       <w:br/>
       <w:br/>
     </w:r>

--- a/klagomål/S 557-2022 FSC-klagomål.docx
+++ b/klagomål/S 557-2022 FSC-klagomål.docx
@@ -652,7 +652,7 @@
     <w:r>
       <w:tab/>
       <w:tab/>
-      <w:t>2026-10-01</w:t>
+      <w:t>2026-10-02</w:t>
       <w:br/>
       <w:br/>
     </w:r>

--- a/klagomål/S 557-2022 FSC-klagomål.docx
+++ b/klagomål/S 557-2022 FSC-klagomål.docx
@@ -652,7 +652,7 @@
     <w:r>
       <w:tab/>
       <w:tab/>
-      <w:t>2026-10-02</w:t>
+      <w:t>2026-10-03</w:t>
       <w:br/>
       <w:br/>
     </w:r>

--- a/klagomål/S 557-2022 FSC-klagomål.docx
+++ b/klagomål/S 557-2022 FSC-klagomål.docx
@@ -652,7 +652,7 @@
     <w:r>
       <w:tab/>
       <w:tab/>
-      <w:t>2026-10-03</w:t>
+      <w:t>2026-10-04</w:t>
       <w:br/>
       <w:br/>
     </w:r>

--- a/klagomål/S 557-2022 FSC-klagomål.docx
+++ b/klagomål/S 557-2022 FSC-klagomål.docx
@@ -652,7 +652,7 @@
     <w:r>
       <w:tab/>
       <w:tab/>
-      <w:t>2026-10-04</w:t>
+      <w:t>2026-10-05</w:t>
       <w:br/>
       <w:br/>
     </w:r>

--- a/klagomål/S 557-2022 FSC-klagomål.docx
+++ b/klagomål/S 557-2022 FSC-klagomål.docx
@@ -652,7 +652,7 @@
     <w:r>
       <w:tab/>
       <w:tab/>
-      <w:t>2026-10-05</w:t>
+      <w:t>2026-10-06</w:t>
       <w:br/>
       <w:br/>
     </w:r>

--- a/klagomål/S 557-2022 FSC-klagomål.docx
+++ b/klagomål/S 557-2022 FSC-klagomål.docx
@@ -652,7 +652,7 @@
     <w:r>
       <w:tab/>
       <w:tab/>
-      <w:t>2026-10-06</w:t>
+      <w:t>2026-10-07</w:t>
       <w:br/>
       <w:br/>
     </w:r>

--- a/klagomål/S 557-2022 FSC-klagomål.docx
+++ b/klagomål/S 557-2022 FSC-klagomål.docx
@@ -652,7 +652,7 @@
     <w:r>
       <w:tab/>
       <w:tab/>
-      <w:t>2026-10-07</w:t>
+      <w:t>2026-10-08</w:t>
       <w:br/>
       <w:br/>
     </w:r>

--- a/klagomål/S 557-2022 FSC-klagomål.docx
+++ b/klagomål/S 557-2022 FSC-klagomål.docx
@@ -652,7 +652,7 @@
     <w:r>
       <w:tab/>
       <w:tab/>
-      <w:t>2026-10-08</w:t>
+      <w:t>2026-10-09</w:t>
       <w:br/>
       <w:br/>
     </w:r>

--- a/klagomål/S 557-2022 FSC-klagomål.docx
+++ b/klagomål/S 557-2022 FSC-klagomål.docx
@@ -652,7 +652,7 @@
     <w:r>
       <w:tab/>
       <w:tab/>
-      <w:t>2026-10-09</w:t>
+      <w:t>2026-10-10</w:t>
       <w:br/>
       <w:br/>
     </w:r>

--- a/klagomål/S 557-2022 FSC-klagomål.docx
+++ b/klagomål/S 557-2022 FSC-klagomål.docx
@@ -652,7 +652,7 @@
     <w:r>
       <w:tab/>
       <w:tab/>
-      <w:t>2026-10-10</w:t>
+      <w:t>2026-10-11</w:t>
       <w:br/>
       <w:br/>
     </w:r>

--- a/klagomål/S 557-2022 FSC-klagomål.docx
+++ b/klagomål/S 557-2022 FSC-klagomål.docx
@@ -652,7 +652,7 @@
     <w:r>
       <w:tab/>
       <w:tab/>
-      <w:t>2026-10-11</w:t>
+      <w:t>2026-10-12</w:t>
       <w:br/>
       <w:br/>
     </w:r>

--- a/klagomål/S 557-2022 FSC-klagomål.docx
+++ b/klagomål/S 557-2022 FSC-klagomål.docx
@@ -652,7 +652,7 @@
     <w:r>
       <w:tab/>
       <w:tab/>
-      <w:t>2026-10-12</w:t>
+      <w:t>2026-10-13</w:t>
       <w:br/>
       <w:br/>
     </w:r>

--- a/klagomål/S 557-2022 FSC-klagomål.docx
+++ b/klagomål/S 557-2022 FSC-klagomål.docx
@@ -652,7 +652,7 @@
     <w:r>
       <w:tab/>
       <w:tab/>
-      <w:t>2026-10-13</w:t>
+      <w:t>2026-10-14</w:t>
       <w:br/>
       <w:br/>
     </w:r>

--- a/klagomål/S 557-2022 FSC-klagomål.docx
+++ b/klagomål/S 557-2022 FSC-klagomål.docx
@@ -652,7 +652,7 @@
     <w:r>
       <w:tab/>
       <w:tab/>
-      <w:t>2026-10-14</w:t>
+      <w:t>2026-10-15</w:t>
       <w:br/>
       <w:br/>
     </w:r>

--- a/klagomål/S 557-2022 FSC-klagomål.docx
+++ b/klagomål/S 557-2022 FSC-klagomål.docx
@@ -652,7 +652,7 @@
     <w:r>
       <w:tab/>
       <w:tab/>
-      <w:t>2026-10-15</w:t>
+      <w:t>2026-10-16</w:t>
       <w:br/>
       <w:br/>
     </w:r>

--- a/klagomål/S 557-2022 FSC-klagomål.docx
+++ b/klagomål/S 557-2022 FSC-klagomål.docx
@@ -652,7 +652,7 @@
     <w:r>
       <w:tab/>
       <w:tab/>
-      <w:t>2026-10-16</w:t>
+      <w:t>2026-10-17</w:t>
       <w:br/>
       <w:br/>
     </w:r>

--- a/klagomål/S 557-2022 FSC-klagomål.docx
+++ b/klagomål/S 557-2022 FSC-klagomål.docx
@@ -652,7 +652,7 @@
     <w:r>
       <w:tab/>
       <w:tab/>
-      <w:t>2026-10-17</w:t>
+      <w:t>2026-10-18</w:t>
       <w:br/>
       <w:br/>
     </w:r>

--- a/klagomål/S 557-2022 FSC-klagomål.docx
+++ b/klagomål/S 557-2022 FSC-klagomål.docx
@@ -652,7 +652,7 @@
     <w:r>
       <w:tab/>
       <w:tab/>
-      <w:t>2026-10-18</w:t>
+      <w:t>2026-10-19</w:t>
       <w:br/>
       <w:br/>
     </w:r>

--- a/klagomål/S 557-2022 FSC-klagomål.docx
+++ b/klagomål/S 557-2022 FSC-klagomål.docx
@@ -652,7 +652,7 @@
     <w:r>
       <w:tab/>
       <w:tab/>
-      <w:t>2026-10-19</w:t>
+      <w:t>2026-10-20</w:t>
       <w:br/>
       <w:br/>
     </w:r>

--- a/klagomål/S 557-2022 FSC-klagomål.docx
+++ b/klagomål/S 557-2022 FSC-klagomål.docx
@@ -652,7 +652,7 @@
     <w:r>
       <w:tab/>
       <w:tab/>
-      <w:t>2026-10-20</w:t>
+      <w:t>2026-10-21</w:t>
       <w:br/>
       <w:br/>
     </w:r>

--- a/klagomål/S 557-2022 FSC-klagomål.docx
+++ b/klagomål/S 557-2022 FSC-klagomål.docx
@@ -216,12 +216,12 @@
         <w:spacing w:after="240"/>
       </w:pPr>
       <w:r>
-        <w:t>Figur 1. Fyndplatser för naturvårdsarter inom 19 meter från samrådsanmälan. Markörer utan svart kant är placerade på fyndplatsen. Markörer med svart kant är placerade vid sidan av fyndplatsen och har ett svart streck som visar fyndplatsens exakta position. Kartans mittpunktskoordinat är N 6301299, E 558303 i SWEREF 99 TM.</w:t>
+        <w:t>Figur 1. Fyndplatser för naturvårdsarter i och inom 19 meter från samrådsanmälan. Markörer utan svart kant är placerade på fyndplatsen. Markörer med svart kant är placerade vid sidan av fyndplatsen och har ett svart streck som visar fyndplatsens exakta position. Kartans mittpunktskoordinat är N 6301299, E 558303 i SWEREF 99 TM.</w:t>
       </w:r>
     </w:p>
     <w:p>
       <w:r>
-        <w:t>Inom 19 meter från samrådsanmälan finns fynd av 1 naturvårdsarter, varav 1 är rödlistad: bredbrämad bastardsvärmare (VU). Se Figur 1.</w:t>
+        <w:t>I och inom 19 meter från samrådsanmälan finns fynd av 1 naturvårdsarter, varav 1 är rödlistad: bredbrämad bastardsvärmare (VU). Se Figur 1.</w:t>
       </w:r>
     </w:p>
     <w:p>
@@ -652,7 +652,7 @@
     <w:r>
       <w:tab/>
       <w:tab/>
-      <w:t>2026-10-21</w:t>
+      <w:t>2026-10-22</w:t>
       <w:br/>
       <w:br/>
     </w:r>

--- a/klagomål/S 557-2022 FSC-klagomål.docx
+++ b/klagomål/S 557-2022 FSC-klagomål.docx
@@ -652,7 +652,7 @@
     <w:r>
       <w:tab/>
       <w:tab/>
-      <w:t>2026-10-22</w:t>
+      <w:t>2026-10-23</w:t>
       <w:br/>
       <w:br/>
     </w:r>

--- a/klagomål/S 557-2022 FSC-klagomål.docx
+++ b/klagomål/S 557-2022 FSC-klagomål.docx
@@ -652,7 +652,7 @@
     <w:r>
       <w:tab/>
       <w:tab/>
-      <w:t>2026-10-23</w:t>
+      <w:t>2026-10-24</w:t>
       <w:br/>
       <w:br/>
     </w:r>

--- a/klagomål/S 557-2022 FSC-klagomål.docx
+++ b/klagomål/S 557-2022 FSC-klagomål.docx
@@ -652,7 +652,7 @@
     <w:r>
       <w:tab/>
       <w:tab/>
-      <w:t>2026-10-24</w:t>
+      <w:t>2026-10-25</w:t>
       <w:br/>
       <w:br/>
     </w:r>

--- a/klagomål/S 557-2022 FSC-klagomål.docx
+++ b/klagomål/S 557-2022 FSC-klagomål.docx
@@ -652,7 +652,7 @@
     <w:r>
       <w:tab/>
       <w:tab/>
-      <w:t>2026-10-25</w:t>
+      <w:t>2026-10-26</w:t>
       <w:br/>
       <w:br/>
     </w:r>

--- a/klagomål/S 557-2022 FSC-klagomål.docx
+++ b/klagomål/S 557-2022 FSC-klagomål.docx
@@ -652,7 +652,7 @@
     <w:r>
       <w:tab/>
       <w:tab/>
-      <w:t>2026-10-26</w:t>
+      <w:t>2026-10-27</w:t>
       <w:br/>
       <w:br/>
     </w:r>

--- a/klagomål/S 557-2022 FSC-klagomål.docx
+++ b/klagomål/S 557-2022 FSC-klagomål.docx
@@ -652,7 +652,7 @@
     <w:r>
       <w:tab/>
       <w:tab/>
-      <w:t>2026-10-27</w:t>
+      <w:t>2026-10-28</w:t>
       <w:br/>
       <w:br/>
     </w:r>

--- a/klagomål/S 557-2022 FSC-klagomål.docx
+++ b/klagomål/S 557-2022 FSC-klagomål.docx
@@ -652,7 +652,7 @@
     <w:r>
       <w:tab/>
       <w:tab/>
-      <w:t>2026-10-28</w:t>
+      <w:t>2026-10-29</w:t>
       <w:br/>
       <w:br/>
     </w:r>

--- a/klagomål/S 557-2022 FSC-klagomål.docx
+++ b/klagomål/S 557-2022 FSC-klagomål.docx
@@ -652,7 +652,7 @@
     <w:r>
       <w:tab/>
       <w:tab/>
-      <w:t>2026-10-29</w:t>
+      <w:t>2026-10-31</w:t>
       <w:br/>
       <w:br/>
     </w:r>
